--- a/docs/Agyei_Michael_Phase1_Results_R02.docx
+++ b/docs/Agyei_Michael_Phase1_Results_R02.docx
@@ -2078,7 +2078,7 @@
           <w:sz w:val="21"/>
           <w:szCs w:val="21"/>
         </w:rPr>
-        <w:t xml:space="preserve">Table 5 presents the three-condition ablation. Condition (C), weighted cross-entropy with uniform weights (wᵢ=1 for all classes), is mathematically identical to standard cross-entropy — the weighted-loss formula reduces exactly to the unweighted formula when every weight equals one. The ablated and baseline conditions therefore return numerically identical results, which is the strongest possible confirmation that the computed inverse-frequency weights are the isolated source of the improvement in condition (B); no other architectural or procedural difference exists between conditions.</w:t>
+        <w:t xml:space="preserve">Table 5 presents the three-condition ablation. Condition (C), weighted cross-entropy with uniform weights (wᵢ=1 for all classes), is mathematically identical to standard cross-entropy — the weighted-loss formula reduces exactly to the unweighted formula when every weight equals one. The ablated and baseline conditions return numerically identical results. No other architectural or procedural difference exists between conditions (B) and (C).</w:t>
       </w:r>
     </w:p>
     <w:p>
@@ -8516,7 +8516,7 @@
           <w:sz w:val="21"/>
           <w:szCs w:val="21"/>
         </w:rPr>
-        <w:t xml:space="preserve">The classifier shows no measurable degradation under Ghanaian-English-influenced phrasing or typographic abbreviation, but a substantial 0.2532-point Macro F1 drop under lexical paraphrasing that replaces the classifier's learned surface-form cues (e.g., substituting "define" for "what is"). This indicates the classifier's decision boundary relies substantially on specific lexical triggers rather than deeper semantic representation of intent, and this limitation is stated plainly rather than folded into a general robustness claim.</w:t>
+        <w:t xml:space="preserve">The classifier shows zero Macro F1 change under Ghanaian-English-influenced phrasing or typographic abbreviation (Table 10), and a 0.2532-point Macro F1 drop under lexical paraphrasing (e.g., substituting "define" for "what is"). This pattern is reported as a limitation of the current classifier rather than generalised into a robustness or semantic-understanding claim.</w:t>
       </w:r>
     </w:p>
     <w:p>
